--- a/docs/dossier_radar_de_licitaciones.docx
+++ b/docs/dossier_radar_de_licitaciones.docx
@@ -226,7 +226,7 @@
                 <w:b w:val="0"/>
                 <w:i w:val="0"/>
               </w:rPr>
-              <w:t>350</w:t>
+              <w:t>353</w:t>
             </w:r>
           </w:p>
         </w:tc>
@@ -282,7 +282,7 @@
           <w:color w:val="5A6270"/>
           <w:sz w:val="18"/>
         </w:rPr>
-        <w:t>Generado el 30-09-2026 a partir de los informes de medición y de la base de datos del proyecto</w:t>
+        <w:t>Generado el 03-10-2026 a partir de los informes de medición y de la base de datos del proyecto</w:t>
       </w:r>
     </w:p>
     <w:p>
@@ -3428,7 +3428,7 @@
           <w:b/>
           <w:i w:val="0"/>
         </w:rPr>
-        <w:t>350 pruebas automáticas</w:t>
+        <w:t>353 pruebas automáticas</w:t>
       </w:r>
       <w:r>
         <w:rPr>
@@ -3469,7 +3469,7 @@
           <w:color w:val="5A6270"/>
           <w:sz w:val="18"/>
         </w:rPr>
-        <w:t>Estado actual: 1.043.620 filas de licitación, 48.567 expedientes vigentes con el plazo abierto y 62 requisitos extraídos, de los que 62 tienen su cita comprobada contra la página.</w:t>
+        <w:t>Estado actual: 1.043.620 filas de licitación, 48.535 expedientes vigentes con el plazo abierto y 62 requisitos extraídos, de los que 62 tienen su cita comprobada contra la página.</w:t>
       </w:r>
     </w:p>
     <w:p>
@@ -4201,7 +4201,586 @@
           <w:b w:val="0"/>
           <w:i w:val="0"/>
         </w:rPr>
-        <w:t>11. Cómo se pone en marcha</w:t>
+        <w:t>11. Qué podría ser</w:t>
+      </w:r>
+    </w:p>
+    <w:p>
+      <w:r>
+        <w:rPr>
+          <w:b w:val="0"/>
+          <w:i w:val="0"/>
+        </w:rPr>
+        <w:t>El radar que se ha medido es una versión 1 construida para contestar una pregunta, no para venderse. Separar lo que ya está construido y medido de lo que haría falta es parte del resultado: un proyecto que no distingue las dos cosas no se puede creer.</w:t>
+      </w:r>
+    </w:p>
+    <w:p>
+      <w:pPr>
+        <w:pStyle w:val="Heading2"/>
+      </w:pPr>
+      <w:r>
+        <w:rPr>
+          <w:b w:val="0"/>
+          <w:i w:val="0"/>
+        </w:rPr>
+        <w:t>Lo que se puede llevar a otro sitio tal cual</w:t>
+      </w:r>
+    </w:p>
+    <w:p>
+      <w:r>
+        <w:rPr>
+          <w:b w:val="0"/>
+          <w:i w:val="0"/>
+        </w:rPr>
+        <w:t>Lo más reutilizable de este proyecto no tiene nada que ver con la contratación pública. Son cuatro piezas que resuelven problemas que aparecen en cualquier sistema con un modelo de lenguaje dentro:</w:t>
+      </w:r>
+    </w:p>
+    <w:tbl>
+      <w:tblPr>
+        <w:tblW w:type="auto" w:w="0"/>
+        <w:tblLook w:firstColumn="1" w:firstRow="1" w:lastColumn="0" w:lastRow="0" w:noHBand="0" w:noVBand="1" w:val="04A0"/>
+      </w:tblPr>
+      <w:tblGrid>
+        <w:gridCol w:w="4320"/>
+        <w:gridCol w:w="4320"/>
+      </w:tblGrid>
+      <w:tr>
+        <w:tc>
+          <w:tcPr>
+            <w:tcW w:type="dxa" w:w="4320"/>
+          </w:tcPr>
+          <w:p/>
+        </w:tc>
+        <w:tc>
+          <w:tcPr>
+            <w:tcW w:type="dxa" w:w="4320"/>
+          </w:tcPr>
+          <w:p/>
+        </w:tc>
+      </w:tr>
+      <w:tr>
+        <w:tc>
+          <w:tcPr>
+            <w:tcW w:type="dxa" w:w="4320"/>
+          </w:tcPr>
+          <w:p>
+            <w:r>
+              <w:rPr>
+                <w:b/>
+                <w:i w:val="0"/>
+              </w:rPr>
+              <w:t>La cita verificada</w:t>
+            </w:r>
+          </w:p>
+        </w:tc>
+        <w:tc>
+          <w:tcPr>
+            <w:tcW w:type="dxa" w:w="4320"/>
+          </w:tcPr>
+          <w:p>
+            <w:r>
+              <w:rPr>
+                <w:b w:val="0"/>
+                <w:i w:val="0"/>
+              </w:rPr>
+              <w:t>El modelo copia una frase y dice en qué página está; el programa comprueba que esa frase aparece ahí antes de usarla. Sirve igual para una póliza, unas cuentas anuales o un historial clínico. Medido: 62 de 62.</w:t>
+            </w:r>
+          </w:p>
+        </w:tc>
+      </w:tr>
+      <w:tr>
+        <w:tc>
+          <w:tcPr>
+            <w:tcW w:type="dxa" w:w="4320"/>
+          </w:tcPr>
+          <w:p>
+            <w:r>
+              <w:rPr>
+                <w:b/>
+                <w:i w:val="0"/>
+              </w:rPr>
+              <w:t>El tope de gasto antes de llamar</w:t>
+            </w:r>
+          </w:p>
+        </w:tc>
+        <w:tc>
+          <w:tcPr>
+            <w:tcW w:type="dxa" w:w="4320"/>
+          </w:tcPr>
+          <w:p>
+            <w:r>
+              <w:rPr>
+                <w:b w:val="0"/>
+                <w:i w:val="0"/>
+              </w:rPr>
+              <w:t xml:space="preserve">Se cuentan los tokens de entrada, que es gratis, y se supone la salida al máximo. Si no cabe en el presupuesto, no se llama. Casi ningún sistema con un modelo detrás comprueba el coste </w:t>
+            </w:r>
+            <w:r>
+              <w:rPr>
+                <w:b/>
+                <w:i w:val="0"/>
+              </w:rPr>
+              <w:t>antes</w:t>
+            </w:r>
+            <w:r>
+              <w:rPr>
+                <w:b w:val="0"/>
+                <w:i w:val="0"/>
+              </w:rPr>
+              <w:t>, y por eso se desbocan.</w:t>
+            </w:r>
+          </w:p>
+        </w:tc>
+      </w:tr>
+      <w:tr>
+        <w:tc>
+          <w:tcPr>
+            <w:tcW w:type="dxa" w:w="4320"/>
+          </w:tcPr>
+          <w:p>
+            <w:r>
+              <w:rPr>
+                <w:b/>
+                <w:i w:val="0"/>
+              </w:rPr>
+              <w:t>La trazabilidad del dato</w:t>
+            </w:r>
+          </w:p>
+        </w:tc>
+        <w:tc>
+          <w:tcPr>
+            <w:tcW w:type="dxa" w:w="4320"/>
+          </w:tcPr>
+          <w:p>
+            <w:r>
+              <w:rPr>
+                <w:b w:val="0"/>
+                <w:i w:val="0"/>
+              </w:rPr>
+              <w:t>Cualquier fila remonta hasta el fichero del que salió, identificado por su huella. Es, literalmente, lo que exige el artículo 10 del reglamento europeo de inteligencia artificial sobre gobernanza de datos.</w:t>
+            </w:r>
+          </w:p>
+        </w:tc>
+      </w:tr>
+      <w:tr>
+        <w:tc>
+          <w:tcPr>
+            <w:tcW w:type="dxa" w:w="4320"/>
+          </w:tcPr>
+          <w:p>
+            <w:r>
+              <w:rPr>
+                <w:b/>
+                <w:i w:val="0"/>
+              </w:rPr>
+              <w:t>El método</w:t>
+            </w:r>
+          </w:p>
+        </w:tc>
+        <w:tc>
+          <w:tcPr>
+            <w:tcW w:type="dxa" w:w="4320"/>
+          </w:tcPr>
+          <w:p>
+            <w:r>
+              <w:rPr>
+                <w:b w:val="0"/>
+                <w:i w:val="0"/>
+              </w:rPr>
+              <w:t>Congelar el criterio antes de mirar los datos y publicar lo que salga. No es código: es la diferencia entre medir y convencerse.</w:t>
+            </w:r>
+          </w:p>
+        </w:tc>
+      </w:tr>
+    </w:tbl>
+    <w:p>
+      <w:pPr>
+        <w:pStyle w:val="Heading2"/>
+      </w:pPr>
+      <w:r>
+        <w:rPr>
+          <w:b w:val="0"/>
+          <w:i w:val="0"/>
+        </w:rPr>
+        <w:t>Lo que haría falta para que el radar funcionara</w:t>
+      </w:r>
+    </w:p>
+    <w:p>
+      <w:r>
+        <w:rPr>
+          <w:b w:val="0"/>
+          <w:i w:val="0"/>
+        </w:rPr>
+        <w:t>La medición no solo dijo que la tesis fallaba: dijo dónde. Esta es la lista, con lo que está hecho y lo que no, sin mezclarlo:</w:t>
+      </w:r>
+    </w:p>
+    <w:tbl>
+      <w:tblPr>
+        <w:tblW w:type="auto" w:w="0"/>
+        <w:tblLook w:firstColumn="1" w:firstRow="1" w:lastColumn="0" w:lastRow="0" w:noHBand="0" w:noVBand="1" w:val="04A0"/>
+      </w:tblPr>
+      <w:tblGrid>
+        <w:gridCol w:w="2880"/>
+        <w:gridCol w:w="2880"/>
+        <w:gridCol w:w="2880"/>
+      </w:tblGrid>
+      <w:tr>
+        <w:tc>
+          <w:tcPr>
+            <w:tcW w:type="dxa" w:w="2880"/>
+          </w:tcPr>
+          <w:p>
+            <w:r>
+              <w:rPr>
+                <w:b/>
+                <w:i w:val="0"/>
+              </w:rPr>
+              <w:t>Qué</w:t>
+            </w:r>
+          </w:p>
+        </w:tc>
+        <w:tc>
+          <w:tcPr>
+            <w:tcW w:type="dxa" w:w="2880"/>
+          </w:tcPr>
+          <w:p>
+            <w:r>
+              <w:rPr>
+                <w:b/>
+                <w:i w:val="0"/>
+              </w:rPr>
+              <w:t>Estado</w:t>
+            </w:r>
+          </w:p>
+        </w:tc>
+        <w:tc>
+          <w:tcPr>
+            <w:tcW w:type="dxa" w:w="2880"/>
+          </w:tcPr>
+          <w:p>
+            <w:r>
+              <w:rPr>
+                <w:b/>
+                <w:i w:val="0"/>
+              </w:rPr>
+              <w:t>Qué cambiaría</w:t>
+            </w:r>
+          </w:p>
+        </w:tc>
+      </w:tr>
+      <w:tr>
+        <w:tc>
+          <w:tcPr>
+            <w:tcW w:type="dxa" w:w="2880"/>
+          </w:tcPr>
+          <w:p>
+            <w:r>
+              <w:rPr>
+                <w:b w:val="0"/>
+                <w:i w:val="0"/>
+              </w:rPr>
+              <w:t>Perfiles que escriba la empresa</w:t>
+            </w:r>
+          </w:p>
+        </w:tc>
+        <w:tc>
+          <w:tcPr>
+            <w:tcW w:type="dxa" w:w="2880"/>
+          </w:tcPr>
+          <w:p>
+            <w:r>
+              <w:rPr>
+                <w:b/>
+                <w:i w:val="0"/>
+              </w:rPr>
+              <w:t>Construido</w:t>
+            </w:r>
+            <w:r>
+              <w:rPr>
+                <w:b w:val="0"/>
+                <w:i w:val="0"/>
+              </w:rPr>
+              <w:t>, sin medir</w:t>
+            </w:r>
+          </w:p>
+        </w:tc>
+        <w:tc>
+          <w:tcPr>
+            <w:tcW w:type="dxa" w:w="2880"/>
+          </w:tcPr>
+          <w:p>
+            <w:r>
+              <w:rPr>
+                <w:b w:val="0"/>
+                <w:i w:val="0"/>
+              </w:rPr>
+              <w:t>Es la causa medida de la pérdida. El formulario ya pregunta lo que ninguna web dice: marcas que distribuye y servicios adyacentes.</w:t>
+            </w:r>
+          </w:p>
+        </w:tc>
+      </w:tr>
+      <w:tr>
+        <w:tc>
+          <w:tcPr>
+            <w:tcW w:type="dxa" w:w="2880"/>
+          </w:tcPr>
+          <w:p>
+            <w:r>
+              <w:rPr>
+                <w:b w:val="0"/>
+                <w:i w:val="0"/>
+              </w:rPr>
+              <w:t>Un triaje que dude más</w:t>
+            </w:r>
+          </w:p>
+        </w:tc>
+        <w:tc>
+          <w:tcPr>
+            <w:tcW w:type="dxa" w:w="2880"/>
+          </w:tcPr>
+          <w:p>
+            <w:r>
+              <w:rPr>
+                <w:b w:val="0"/>
+                <w:i w:val="0"/>
+              </w:rPr>
+              <w:t>Sin construir</w:t>
+            </w:r>
+          </w:p>
+        </w:tc>
+        <w:tc>
+          <w:tcPr>
+            <w:tcW w:type="dxa" w:w="2880"/>
+          </w:tcPr>
+          <w:p>
+            <w:r>
+              <w:rPr>
+                <w:b w:val="0"/>
+                <w:i w:val="0"/>
+              </w:rPr>
+              <w:t>«No» solo si el objeto es de otro sector; «duda» si es del sector y otra marca. Cambiaría justo los 16 casos perdidos.</w:t>
+            </w:r>
+          </w:p>
+        </w:tc>
+      </w:tr>
+      <w:tr>
+        <w:tc>
+          <w:tcPr>
+            <w:tcW w:type="dxa" w:w="2880"/>
+          </w:tcPr>
+          <w:p>
+            <w:r>
+              <w:rPr>
+                <w:b w:val="0"/>
+                <w:i w:val="0"/>
+              </w:rPr>
+              <w:t>Leer el pliego técnico y los anexos</w:t>
+            </w:r>
+          </w:p>
+        </w:tc>
+        <w:tc>
+          <w:tcPr>
+            <w:tcW w:type="dxa" w:w="2880"/>
+          </w:tcPr>
+          <w:p>
+            <w:r>
+              <w:rPr>
+                <w:b w:val="0"/>
+                <w:i w:val="0"/>
+              </w:rPr>
+              <w:t>Sin construir</w:t>
+            </w:r>
+          </w:p>
+        </w:tc>
+        <w:tc>
+          <w:tcPr>
+            <w:tcW w:type="dxa" w:w="2880"/>
+          </w:tcPr>
+          <w:p>
+            <w:r>
+              <w:rPr>
+                <w:b w:val="0"/>
+                <w:i w:val="0"/>
+              </w:rPr>
+              <w:t>Hoy solo se descarga el pliego administrativo. Un requisito que esté solo en el anexo no se ve.</w:t>
+            </w:r>
+          </w:p>
+        </w:tc>
+      </w:tr>
+      <w:tr>
+        <w:tc>
+          <w:tcPr>
+            <w:tcW w:type="dxa" w:w="2880"/>
+          </w:tcPr>
+          <w:p>
+            <w:r>
+              <w:rPr>
+                <w:b w:val="0"/>
+                <w:i w:val="0"/>
+              </w:rPr>
+              <w:t>Pliegos escaneados</w:t>
+            </w:r>
+          </w:p>
+        </w:tc>
+        <w:tc>
+          <w:tcPr>
+            <w:tcW w:type="dxa" w:w="2880"/>
+          </w:tcPr>
+          <w:p>
+            <w:r>
+              <w:rPr>
+                <w:b w:val="0"/>
+                <w:i w:val="0"/>
+              </w:rPr>
+              <w:t>Sin construir</w:t>
+            </w:r>
+          </w:p>
+        </w:tc>
+        <w:tc>
+          <w:tcPr>
+            <w:tcW w:type="dxa" w:w="2880"/>
+          </w:tcPr>
+          <w:p>
+            <w:r>
+              <w:rPr>
+                <w:b w:val="0"/>
+                <w:i w:val="0"/>
+              </w:rPr>
+              <w:t>Hoy salen como «revisar» diciendo que son una imagen. La rama que los manda al modelo como imagen está decidida y no construida.</w:t>
+            </w:r>
+          </w:p>
+        </w:tc>
+      </w:tr>
+      <w:tr>
+        <w:tc>
+          <w:tcPr>
+            <w:tcW w:type="dxa" w:w="2880"/>
+          </w:tcPr>
+          <w:p>
+            <w:r>
+              <w:rPr>
+                <w:b w:val="0"/>
+                <w:i w:val="0"/>
+              </w:rPr>
+              <w:t>Plataformas autonómicas</w:t>
+            </w:r>
+          </w:p>
+        </w:tc>
+        <w:tc>
+          <w:tcPr>
+            <w:tcW w:type="dxa" w:w="2880"/>
+          </w:tcPr>
+          <w:p>
+            <w:r>
+              <w:rPr>
+                <w:b w:val="0"/>
+                <w:i w:val="0"/>
+              </w:rPr>
+              <w:t>Sin construir</w:t>
+            </w:r>
+          </w:p>
+        </w:tc>
+        <w:tc>
+          <w:tcPr>
+            <w:tcW w:type="dxa" w:w="2880"/>
+          </w:tcPr>
+          <w:p>
+            <w:r>
+              <w:rPr>
+                <w:b w:val="0"/>
+                <w:i w:val="0"/>
+              </w:rPr>
+              <w:t>Varias comunidades publican fuera de la Plataforma estatal, y esas licitaciones hoy no se ven.</w:t>
+            </w:r>
+          </w:p>
+        </w:tc>
+      </w:tr>
+    </w:tbl>
+    <w:p>
+      <w:r>
+        <w:rPr>
+          <w:b w:val="0"/>
+          <w:i w:val="0"/>
+        </w:rPr>
+        <w:t>Ninguno de los dos primeros se puede aplicar y volver a publicar sobre las mismas cinco empresas: ajustar el sistema después de ver su resultado convierte el test en desarrollo. Haría falta un segundo estudio con empresas nuevas, y está escrito así desde antes de medir.</w:t>
+      </w:r>
+    </w:p>
+    <w:p>
+      <w:pPr>
+        <w:pBdr>
+          <w:bottom w:val="single" w:sz="4" w:space="1" w:color="D5D0C4"/>
+        </w:pBdr>
+      </w:pPr>
+    </w:p>
+    <w:p>
+      <w:pPr>
+        <w:pStyle w:val="Heading2"/>
+      </w:pPr>
+      <w:r>
+        <w:rPr>
+          <w:b w:val="0"/>
+          <w:i w:val="0"/>
+        </w:rPr>
+        <w:t>Y un activo que no estaba en el plan</w:t>
+      </w:r>
+    </w:p>
+    <w:p>
+      <w:r>
+        <w:rPr>
+          <w:b w:val="0"/>
+          <w:i w:val="0"/>
+        </w:rPr>
+        <w:t xml:space="preserve">Para poder medir hubo que cargar la contratación pública española entera de un periodo: </w:t>
+      </w:r>
+      <w:r>
+        <w:rPr>
+          <w:b/>
+          <w:i w:val="0"/>
+        </w:rPr>
+        <w:t>1.043.620</w:t>
+      </w:r>
+      <w:r>
+        <w:rPr>
+          <w:b w:val="0"/>
+          <w:i w:val="0"/>
+        </w:rPr>
+        <w:t xml:space="preserve"> licitaciones y </w:t>
+      </w:r>
+      <w:r>
+        <w:rPr>
+          <w:b/>
+          <w:i w:val="0"/>
+        </w:rPr>
+        <w:t>490.641</w:t>
+      </w:r>
+      <w:r>
+        <w:rPr>
+          <w:b w:val="0"/>
+          <w:i w:val="0"/>
+        </w:rPr>
+        <w:t xml:space="preserve"> adjudicaciones con su ganador, cada una trazable hasta el fichero original. Eso contesta preguntas que no necesitan ningún modelo: cuántos contratos se adjudican con un solo licitador, si hay órganos donde gana siempre la misma empresa, cómo se concentra un mercado por código de actividad. El dato quedó, y es independiente de que la tesis saliera o no.</w:t>
+      </w:r>
+    </w:p>
+    <w:p>
+      <w:r>
+        <w:rPr>
+          <w:b w:val="0"/>
+          <w:i w:val="0"/>
+          <w:color w:val="5A6270"/>
+          <w:sz w:val="18"/>
+        </w:rPr>
+        <w:t>Lo que separa esto de un producto no es código: es alojamiento, autenticación, una política de datos y alguien que conteste cuando falle. Está escrito como límite en la especificación desde el primer día, y sigue siéndolo.</w:t>
+      </w:r>
+    </w:p>
+    <w:p>
+      <w:pPr>
+        <w:pStyle w:val="Heading1"/>
+      </w:pPr>
+      <w:r>
+        <w:rPr>
+          <w:b w:val="0"/>
+          <w:i w:val="0"/>
+        </w:rPr>
+        <w:t>12. Cómo se pone en marcha</w:t>
       </w:r>
     </w:p>
     <w:p>
@@ -4316,7 +4895,7 @@
           <w:b w:val="0"/>
           <w:i w:val="0"/>
         </w:rPr>
-        <w:t>12. En qué punto está</w:t>
+        <w:t>13. En qué punto está</w:t>
       </w:r>
     </w:p>
     <w:p>
